--- a/comportement/kit_modeles.docx
+++ b/comportement/kit_modeles.docx
@@ -45,8 +45,93 @@
           <w:sz w:val="24"/>
           <w:szCs w:val="24"/>
         </w:rPr>
-        <w:t>Modèle pré-rempli + version vierge à compléter</w:t>
-      </w:r>
+        <w:t xml:space="preserve">Modèle </w:t>
+      </w:r>
+      <w:proofErr w:type="spellStart"/>
+      <w:r>
+        <w:rPr>
+          <w:i/>
+          <w:iCs/>
+          <w:color w:val="6B7280"/>
+          <w:sz w:val="24"/>
+          <w:szCs w:val="24"/>
+        </w:rPr>
+        <w:t>pré-rempli</w:t>
+      </w:r>
+      <w:proofErr w:type="spellEnd"/>
+      <w:r>
+        <w:rPr>
+          <w:i/>
+          <w:iCs/>
+          <w:color w:val="6B7280"/>
+          <w:sz w:val="24"/>
+          <w:szCs w:val="24"/>
+        </w:rPr>
+        <w:t xml:space="preserve"> + version vierge à compléter</w:t>
+      </w:r>
+    </w:p>
+    <w:p>
+      <w:pPr>
+        <w:spacing w:after="480"/>
+        <w:jc w:val="center"/>
+      </w:pPr>
+    </w:p>
+    <w:p>
+      <w:pPr>
+        <w:spacing w:after="120"/>
+        <w:jc w:val="center"/>
+      </w:pPr>
+      <w:r>
+        <w:rPr>
+          <w:color w:val="595959"/>
+          <w:sz w:val="20"/>
+          <w:szCs w:val="20"/>
+        </w:rPr>
+        <w:t>Florence Griessen et Guillaume Roduit  ·  2026</w:t>
+      </w:r>
+    </w:p>
+    <w:p>
+      <w:pPr>
+        <w:spacing w:after="40"/>
+        <w:jc w:val="center"/>
+        <w:rPr>
+          <w:color w:val="595959"/>
+          <w:sz w:val="20"/>
+          <w:szCs w:val="20"/>
+        </w:rPr>
+      </w:pPr>
+      <w:r>
+        <w:rPr>
+          <w:color w:val="595959"/>
+          <w:sz w:val="20"/>
+          <w:szCs w:val="20"/>
+        </w:rPr>
+        <w:t xml:space="preserve">En collaboration avec Dr. Cherine Fahim, CAS en neuroscience de l'éducation, Université de Fribourg et </w:t>
+      </w:r>
+      <w:proofErr w:type="spellStart"/>
+      <w:r>
+        <w:rPr>
+          <w:color w:val="595959"/>
+          <w:sz w:val="20"/>
+          <w:szCs w:val="20"/>
+        </w:rPr>
+        <w:t>Endoxa</w:t>
+      </w:r>
+      <w:proofErr w:type="spellEnd"/>
+      <w:r>
+        <w:rPr>
+          <w:color w:val="595959"/>
+          <w:sz w:val="20"/>
+          <w:szCs w:val="20"/>
+        </w:rPr>
+        <w:t xml:space="preserve"> Neuroscience.</w:t>
+      </w:r>
+    </w:p>
+    <w:p>
+      <w:pPr>
+        <w:spacing w:after="480"/>
+        <w:jc w:val="center"/>
+      </w:pPr>
     </w:p>
     <w:tbl>
       <w:tblPr>
@@ -69,12 +154,6 @@
         <w:gridCol w:w="9026"/>
       </w:tblGrid>
       <w:tr>
-        <w:tblPrEx>
-          <w:tblCellMar>
-            <w:top w:w="0" w:type="dxa"/>
-            <w:bottom w:w="0" w:type="dxa"/>
-          </w:tblCellMar>
-        </w:tblPrEx>
         <w:tc>
           <w:tcPr>
             <w:tcW w:w="0" w:type="auto"/>
@@ -131,7 +210,15 @@
               <w:t xml:space="preserve">Page exemple </w:t>
             </w:r>
             <w:r>
-              <w:t>— une version pré-remplie qui montre le résultat attendu et sert de référence (notamment pour l'élève : voir à quoi ça peut ressembler).</w:t>
+              <w:t xml:space="preserve">— une version </w:t>
+            </w:r>
+            <w:proofErr w:type="spellStart"/>
+            <w:r>
+              <w:t>pré-remplie</w:t>
+            </w:r>
+            <w:proofErr w:type="spellEnd"/>
+            <w:r>
+              <w:t xml:space="preserve"> qui montre le résultat attendu et sert de référence (notamment pour l'élève : voir à quoi ça peut ressembler).</w:t>
             </w:r>
           </w:p>
           <w:p>
@@ -152,7 +239,15 @@
               <w:t xml:space="preserve">Page à compléter </w:t>
             </w:r>
             <w:r>
-              <w:t>— la même structure, vide, à imprimer et à co-remplir avec l'élève pendant la séance.</w:t>
+              <w:t xml:space="preserve">— la même structure, vide, à imprimer et à </w:t>
+            </w:r>
+            <w:proofErr w:type="spellStart"/>
+            <w:r>
+              <w:t>co</w:t>
+            </w:r>
+            <w:proofErr w:type="spellEnd"/>
+            <w:r>
+              <w:t>-remplir avec l'élève pendant la séance.</w:t>
             </w:r>
           </w:p>
           <w:p>
@@ -260,12 +355,6 @@
         <w:gridCol w:w="4226"/>
       </w:tblGrid>
       <w:tr>
-        <w:tblPrEx>
-          <w:tblCellMar>
-            <w:top w:w="0" w:type="dxa"/>
-            <w:bottom w:w="0" w:type="dxa"/>
-          </w:tblCellMar>
-        </w:tblPrEx>
         <w:trPr>
           <w:tblHeader/>
         </w:trPr>
@@ -355,12 +444,6 @@
         </w:tc>
       </w:tr>
       <w:tr>
-        <w:tblPrEx>
-          <w:tblCellMar>
-            <w:top w:w="0" w:type="dxa"/>
-            <w:bottom w:w="0" w:type="dxa"/>
-          </w:tblCellMar>
-        </w:tblPrEx>
         <w:tc>
           <w:tcPr>
             <w:tcW w:w="800" w:type="dxa"/>
@@ -439,12 +522,6 @@
         </w:tc>
       </w:tr>
       <w:tr>
-        <w:tblPrEx>
-          <w:tblCellMar>
-            <w:top w:w="0" w:type="dxa"/>
-            <w:bottom w:w="0" w:type="dxa"/>
-          </w:tblCellMar>
-        </w:tblPrEx>
         <w:tc>
           <w:tcPr>
             <w:tcW w:w="800" w:type="dxa"/>
@@ -523,12 +600,6 @@
         </w:tc>
       </w:tr>
       <w:tr>
-        <w:tblPrEx>
-          <w:tblCellMar>
-            <w:top w:w="0" w:type="dxa"/>
-            <w:bottom w:w="0" w:type="dxa"/>
-          </w:tblCellMar>
-        </w:tblPrEx>
         <w:tc>
           <w:tcPr>
             <w:tcW w:w="800" w:type="dxa"/>
@@ -607,12 +678,6 @@
         </w:tc>
       </w:tr>
       <w:tr>
-        <w:tblPrEx>
-          <w:tblCellMar>
-            <w:top w:w="0" w:type="dxa"/>
-            <w:bottom w:w="0" w:type="dxa"/>
-          </w:tblCellMar>
-        </w:tblPrEx>
         <w:tc>
           <w:tcPr>
             <w:tcW w:w="800" w:type="dxa"/>
@@ -691,12 +756,6 @@
         </w:tc>
       </w:tr>
       <w:tr>
-        <w:tblPrEx>
-          <w:tblCellMar>
-            <w:top w:w="0" w:type="dxa"/>
-            <w:bottom w:w="0" w:type="dxa"/>
-          </w:tblCellMar>
-        </w:tblPrEx>
         <w:tc>
           <w:tcPr>
             <w:tcW w:w="800" w:type="dxa"/>
@@ -775,12 +834,6 @@
         </w:tc>
       </w:tr>
       <w:tr>
-        <w:tblPrEx>
-          <w:tblCellMar>
-            <w:top w:w="0" w:type="dxa"/>
-            <w:bottom w:w="0" w:type="dxa"/>
-          </w:tblCellMar>
-        </w:tblPrEx>
         <w:tc>
           <w:tcPr>
             <w:tcW w:w="800" w:type="dxa"/>
@@ -859,12 +912,6 @@
         </w:tc>
       </w:tr>
       <w:tr>
-        <w:tblPrEx>
-          <w:tblCellMar>
-            <w:top w:w="0" w:type="dxa"/>
-            <w:bottom w:w="0" w:type="dxa"/>
-          </w:tblCellMar>
-        </w:tblPrEx>
         <w:tc>
           <w:tcPr>
             <w:tcW w:w="800" w:type="dxa"/>
@@ -943,12 +990,6 @@
         </w:tc>
       </w:tr>
       <w:tr>
-        <w:tblPrEx>
-          <w:tblCellMar>
-            <w:top w:w="0" w:type="dxa"/>
-            <w:bottom w:w="0" w:type="dxa"/>
-          </w:tblCellMar>
-        </w:tblPrEx>
         <w:tc>
           <w:tcPr>
             <w:tcW w:w="800" w:type="dxa"/>
@@ -1062,12 +1103,6 @@
         <w:gridCol w:w="9026"/>
       </w:tblGrid>
       <w:tr>
-        <w:tblPrEx>
-          <w:tblCellMar>
-            <w:top w:w="0" w:type="dxa"/>
-            <w:bottom w:w="0" w:type="dxa"/>
-          </w:tblCellMar>
-        </w:tblPrEx>
         <w:tc>
           <w:tcPr>
             <w:tcW w:w="0" w:type="auto"/>
@@ -1095,7 +1130,33 @@
                 <w:bCs/>
                 <w:color w:val="166534"/>
               </w:rPr>
-              <w:t>▸ EXEMPLE — version pré-remplie (à consulter)</w:t>
+              <w:t>▸</w:t>
+            </w:r>
+            <w:r>
+              <w:rPr>
+                <w:b/>
+                <w:bCs/>
+                <w:color w:val="166534"/>
+              </w:rPr>
+              <w:t xml:space="preserve"> EXEMPLE — version </w:t>
+            </w:r>
+            <w:proofErr w:type="spellStart"/>
+            <w:r>
+              <w:rPr>
+                <w:b/>
+                <w:bCs/>
+                <w:color w:val="166534"/>
+              </w:rPr>
+              <w:t>pré-remplie</w:t>
+            </w:r>
+            <w:proofErr w:type="spellEnd"/>
+            <w:r>
+              <w:rPr>
+                <w:b/>
+                <w:bCs/>
+                <w:color w:val="166534"/>
+              </w:rPr>
+              <w:t xml:space="preserve"> (à consulter)</w:t>
             </w:r>
           </w:p>
         </w:tc>
@@ -1120,390 +1181,6 @@
             <wp:extent cx="4572000" cy="6096000"/>
             <wp:effectExtent l="0" t="0" r="0" b="0"/>
             <wp:docPr id="1" name="Image 1"/>
-            <wp:cNvGraphicFramePr>
-              <a:graphicFrameLocks xmlns:a="http://schemas.openxmlformats.org/drawingml/2006/main" noChangeAspect="1"/>
-            </wp:cNvGraphicFramePr>
-            <a:graphic xmlns:a="http://schemas.openxmlformats.org/drawingml/2006/main">
-              <a:graphicData uri="http://schemas.openxmlformats.org/drawingml/2006/picture">
-                <pic:pic xmlns:pic="http://schemas.openxmlformats.org/drawingml/2006/picture">
-                  <pic:nvPicPr>
-                    <pic:cNvPr id="0" name=""/>
-                    <pic:cNvPicPr>
-                      <a:picLocks noChangeAspect="1" noChangeArrowheads="1"/>
-                    </pic:cNvPicPr>
-                  </pic:nvPicPr>
-                  <pic:blipFill>
-                    <a:blip r:embed="rId5"/>
-                    <a:srcRect/>
-                    <a:stretch>
-                      <a:fillRect/>
-                    </a:stretch>
-                  </pic:blipFill>
-                  <pic:spPr bwMode="auto">
-                    <a:xfrm>
-                      <a:off x="0" y="0"/>
-                      <a:ext cx="4572000" cy="6096000"/>
-                    </a:xfrm>
-                    <a:prstGeom prst="rect">
-                      <a:avLst/>
-                    </a:prstGeom>
-                  </pic:spPr>
-                </pic:pic>
-              </a:graphicData>
-            </a:graphic>
-          </wp:inline>
-        </w:drawing>
-      </w:r>
-    </w:p>
-    <w:p>
-      <w:r>
-        <w:br w:type="page"/>
-      </w:r>
-    </w:p>
-    <w:p>
-      <w:pPr>
-        <w:pStyle w:val="Titre1"/>
-      </w:pPr>
-      <w:r>
-        <w:lastRenderedPageBreak/>
-        <w:t>1 — Mon thermomètre</w:t>
-      </w:r>
-    </w:p>
-    <w:tbl>
-      <w:tblPr>
-        <w:tblW w:w="9026" w:type="dxa"/>
-        <w:tblBorders>
-          <w:top w:val="single" w:sz="4" w:space="0" w:color="auto"/>
-          <w:left w:val="single" w:sz="4" w:space="0" w:color="auto"/>
-          <w:bottom w:val="single" w:sz="4" w:space="0" w:color="auto"/>
-          <w:right w:val="single" w:sz="4" w:space="0" w:color="auto"/>
-          <w:insideH w:val="single" w:sz="4" w:space="0" w:color="auto"/>
-          <w:insideV w:val="single" w:sz="4" w:space="0" w:color="auto"/>
-        </w:tblBorders>
-        <w:tblCellMar>
-          <w:left w:w="10" w:type="dxa"/>
-          <w:right w:w="10" w:type="dxa"/>
-        </w:tblCellMar>
-        <w:tblLook w:val="04A0" w:firstRow="1" w:lastRow="0" w:firstColumn="1" w:lastColumn="0" w:noHBand="0" w:noVBand="1"/>
-      </w:tblPr>
-      <w:tblGrid>
-        <w:gridCol w:w="9026"/>
-      </w:tblGrid>
-      <w:tr>
-        <w:tblPrEx>
-          <w:tblCellMar>
-            <w:top w:w="0" w:type="dxa"/>
-            <w:bottom w:w="0" w:type="dxa"/>
-          </w:tblCellMar>
-        </w:tblPrEx>
-        <w:tc>
-          <w:tcPr>
-            <w:tcW w:w="0" w:type="auto"/>
-            <w:tcBorders>
-              <w:top w:val="single" w:sz="8" w:space="0" w:color="D97706"/>
-              <w:left w:val="single" w:sz="8" w:space="0" w:color="D97706"/>
-              <w:bottom w:val="single" w:sz="8" w:space="0" w:color="D97706"/>
-              <w:right w:val="single" w:sz="8" w:space="0" w:color="D97706"/>
-            </w:tcBorders>
-            <w:shd w:val="clear" w:color="auto" w:fill="FEF3E2"/>
-            <w:tcMar>
-              <w:top w:w="100" w:type="dxa"/>
-              <w:left w:w="200" w:type="dxa"/>
-              <w:bottom w:w="100" w:type="dxa"/>
-              <w:right w:w="200" w:type="dxa"/>
-            </w:tcMar>
-          </w:tcPr>
-          <w:p>
-            <w:pPr>
-              <w:jc w:val="center"/>
-            </w:pPr>
-            <w:r>
-              <w:rPr>
-                <w:b/>
-                <w:bCs/>
-                <w:color w:val="D97706"/>
-              </w:rPr>
-              <w:t>▸ VERSION À REMPLIR AVEC L'ÉLÈVE</w:t>
-            </w:r>
-          </w:p>
-        </w:tc>
-      </w:tr>
-    </w:tbl>
-    <w:p>
-      <w:pPr>
-        <w:spacing w:after="100"/>
-      </w:pPr>
-    </w:p>
-    <w:p>
-      <w:pPr>
-        <w:spacing w:before="80" w:after="80"/>
-        <w:jc w:val="center"/>
-      </w:pPr>
-      <w:r>
-        <w:rPr>
-          <w:noProof/>
-        </w:rPr>
-        <w:drawing>
-          <wp:inline distT="0" distB="0" distL="0" distR="0" wp14:anchorId="4324E921" wp14:editId="7A107AA4">
-            <wp:extent cx="4572000" cy="6096000"/>
-            <wp:effectExtent l="0" t="0" r="0" b="0"/>
-            <wp:docPr id="1193980002" name="Image 1193980002"/>
-            <wp:cNvGraphicFramePr>
-              <a:graphicFrameLocks xmlns:a="http://schemas.openxmlformats.org/drawingml/2006/main" noChangeAspect="1"/>
-            </wp:cNvGraphicFramePr>
-            <a:graphic xmlns:a="http://schemas.openxmlformats.org/drawingml/2006/main">
-              <a:graphicData uri="http://schemas.openxmlformats.org/drawingml/2006/picture">
-                <pic:pic xmlns:pic="http://schemas.openxmlformats.org/drawingml/2006/picture">
-                  <pic:nvPicPr>
-                    <pic:cNvPr id="0" name=""/>
-                    <pic:cNvPicPr>
-                      <a:picLocks noChangeAspect="1" noChangeArrowheads="1"/>
-                    </pic:cNvPicPr>
-                  </pic:nvPicPr>
-                  <pic:blipFill>
-                    <a:blip r:embed="rId6"/>
-                    <a:srcRect/>
-                    <a:stretch>
-                      <a:fillRect/>
-                    </a:stretch>
-                  </pic:blipFill>
-                  <pic:spPr bwMode="auto">
-                    <a:xfrm>
-                      <a:off x="0" y="0"/>
-                      <a:ext cx="4572000" cy="6096000"/>
-                    </a:xfrm>
-                    <a:prstGeom prst="rect">
-                      <a:avLst/>
-                    </a:prstGeom>
-                  </pic:spPr>
-                </pic:pic>
-              </a:graphicData>
-            </a:graphic>
-          </wp:inline>
-        </w:drawing>
-      </w:r>
-    </w:p>
-    <w:p>
-      <w:r>
-        <w:br w:type="page"/>
-      </w:r>
-    </w:p>
-    <w:p>
-      <w:pPr>
-        <w:pStyle w:val="Titre1"/>
-      </w:pPr>
-      <w:r>
-        <w:lastRenderedPageBreak/>
-        <w:t>2 — Raconter un moment</w:t>
-      </w:r>
-    </w:p>
-    <w:tbl>
-      <w:tblPr>
-        <w:tblW w:w="9026" w:type="dxa"/>
-        <w:tblBorders>
-          <w:top w:val="single" w:sz="4" w:space="0" w:color="auto"/>
-          <w:left w:val="single" w:sz="4" w:space="0" w:color="auto"/>
-          <w:bottom w:val="single" w:sz="4" w:space="0" w:color="auto"/>
-          <w:right w:val="single" w:sz="4" w:space="0" w:color="auto"/>
-          <w:insideH w:val="single" w:sz="4" w:space="0" w:color="auto"/>
-          <w:insideV w:val="single" w:sz="4" w:space="0" w:color="auto"/>
-        </w:tblBorders>
-        <w:tblCellMar>
-          <w:left w:w="10" w:type="dxa"/>
-          <w:right w:w="10" w:type="dxa"/>
-        </w:tblCellMar>
-        <w:tblLook w:val="04A0" w:firstRow="1" w:lastRow="0" w:firstColumn="1" w:lastColumn="0" w:noHBand="0" w:noVBand="1"/>
-      </w:tblPr>
-      <w:tblGrid>
-        <w:gridCol w:w="9026"/>
-      </w:tblGrid>
-      <w:tr>
-        <w:tblPrEx>
-          <w:tblCellMar>
-            <w:top w:w="0" w:type="dxa"/>
-            <w:bottom w:w="0" w:type="dxa"/>
-          </w:tblCellMar>
-        </w:tblPrEx>
-        <w:tc>
-          <w:tcPr>
-            <w:tcW w:w="0" w:type="auto"/>
-            <w:tcBorders>
-              <w:top w:val="single" w:sz="8" w:space="0" w:color="166534"/>
-              <w:left w:val="single" w:sz="8" w:space="0" w:color="166534"/>
-              <w:bottom w:val="single" w:sz="8" w:space="0" w:color="166534"/>
-              <w:right w:val="single" w:sz="8" w:space="0" w:color="166534"/>
-            </w:tcBorders>
-            <w:shd w:val="clear" w:color="auto" w:fill="DCFCE7"/>
-            <w:tcMar>
-              <w:top w:w="100" w:type="dxa"/>
-              <w:left w:w="200" w:type="dxa"/>
-              <w:bottom w:w="100" w:type="dxa"/>
-              <w:right w:w="200" w:type="dxa"/>
-            </w:tcMar>
-          </w:tcPr>
-          <w:p>
-            <w:pPr>
-              <w:jc w:val="center"/>
-            </w:pPr>
-            <w:r>
-              <w:rPr>
-                <w:b/>
-                <w:bCs/>
-                <w:color w:val="166534"/>
-              </w:rPr>
-              <w:t>▸ EXEMPLE — version pré-remplie (à consulter)</w:t>
-            </w:r>
-          </w:p>
-        </w:tc>
-      </w:tr>
-    </w:tbl>
-    <w:p>
-      <w:pPr>
-        <w:spacing w:after="100"/>
-      </w:pPr>
-    </w:p>
-    <w:p>
-      <w:pPr>
-        <w:spacing w:before="80" w:after="80"/>
-        <w:jc w:val="center"/>
-      </w:pPr>
-      <w:r>
-        <w:rPr>
-          <w:noProof/>
-        </w:rPr>
-        <w:drawing>
-          <wp:inline distT="0" distB="0" distL="0" distR="0" wp14:anchorId="653DD5BE" wp14:editId="103DD715">
-            <wp:extent cx="5905500" cy="4171950"/>
-            <wp:effectExtent l="0" t="0" r="0" b="0"/>
-            <wp:docPr id="1342999610" name="Image 1342999610"/>
-            <wp:cNvGraphicFramePr>
-              <a:graphicFrameLocks xmlns:a="http://schemas.openxmlformats.org/drawingml/2006/main" noChangeAspect="1"/>
-            </wp:cNvGraphicFramePr>
-            <a:graphic xmlns:a="http://schemas.openxmlformats.org/drawingml/2006/main">
-              <a:graphicData uri="http://schemas.openxmlformats.org/drawingml/2006/picture">
-                <pic:pic xmlns:pic="http://schemas.openxmlformats.org/drawingml/2006/picture">
-                  <pic:nvPicPr>
-                    <pic:cNvPr id="0" name=""/>
-                    <pic:cNvPicPr>
-                      <a:picLocks noChangeAspect="1" noChangeArrowheads="1"/>
-                    </pic:cNvPicPr>
-                  </pic:nvPicPr>
-                  <pic:blipFill>
-                    <a:blip r:embed="rId7"/>
-                    <a:srcRect/>
-                    <a:stretch>
-                      <a:fillRect/>
-                    </a:stretch>
-                  </pic:blipFill>
-                  <pic:spPr bwMode="auto">
-                    <a:xfrm>
-                      <a:off x="0" y="0"/>
-                      <a:ext cx="5905500" cy="4171950"/>
-                    </a:xfrm>
-                    <a:prstGeom prst="rect">
-                      <a:avLst/>
-                    </a:prstGeom>
-                  </pic:spPr>
-                </pic:pic>
-              </a:graphicData>
-            </a:graphic>
-          </wp:inline>
-        </w:drawing>
-      </w:r>
-    </w:p>
-    <w:p>
-      <w:r>
-        <w:br w:type="page"/>
-      </w:r>
-    </w:p>
-    <w:p>
-      <w:pPr>
-        <w:pStyle w:val="Titre1"/>
-      </w:pPr>
-      <w:r>
-        <w:lastRenderedPageBreak/>
-        <w:t>2 — Raconter un moment</w:t>
-      </w:r>
-    </w:p>
-    <w:tbl>
-      <w:tblPr>
-        <w:tblW w:w="9026" w:type="dxa"/>
-        <w:tblBorders>
-          <w:top w:val="single" w:sz="4" w:space="0" w:color="auto"/>
-          <w:left w:val="single" w:sz="4" w:space="0" w:color="auto"/>
-          <w:bottom w:val="single" w:sz="4" w:space="0" w:color="auto"/>
-          <w:right w:val="single" w:sz="4" w:space="0" w:color="auto"/>
-          <w:insideH w:val="single" w:sz="4" w:space="0" w:color="auto"/>
-          <w:insideV w:val="single" w:sz="4" w:space="0" w:color="auto"/>
-        </w:tblBorders>
-        <w:tblCellMar>
-          <w:left w:w="10" w:type="dxa"/>
-          <w:right w:w="10" w:type="dxa"/>
-        </w:tblCellMar>
-        <w:tblLook w:val="04A0" w:firstRow="1" w:lastRow="0" w:firstColumn="1" w:lastColumn="0" w:noHBand="0" w:noVBand="1"/>
-      </w:tblPr>
-      <w:tblGrid>
-        <w:gridCol w:w="9026"/>
-      </w:tblGrid>
-      <w:tr>
-        <w:tblPrEx>
-          <w:tblCellMar>
-            <w:top w:w="0" w:type="dxa"/>
-            <w:bottom w:w="0" w:type="dxa"/>
-          </w:tblCellMar>
-        </w:tblPrEx>
-        <w:tc>
-          <w:tcPr>
-            <w:tcW w:w="0" w:type="auto"/>
-            <w:tcBorders>
-              <w:top w:val="single" w:sz="8" w:space="0" w:color="D97706"/>
-              <w:left w:val="single" w:sz="8" w:space="0" w:color="D97706"/>
-              <w:bottom w:val="single" w:sz="8" w:space="0" w:color="D97706"/>
-              <w:right w:val="single" w:sz="8" w:space="0" w:color="D97706"/>
-            </w:tcBorders>
-            <w:shd w:val="clear" w:color="auto" w:fill="FEF3E2"/>
-            <w:tcMar>
-              <w:top w:w="100" w:type="dxa"/>
-              <w:left w:w="200" w:type="dxa"/>
-              <w:bottom w:w="100" w:type="dxa"/>
-              <w:right w:w="200" w:type="dxa"/>
-            </w:tcMar>
-          </w:tcPr>
-          <w:p>
-            <w:pPr>
-              <w:jc w:val="center"/>
-            </w:pPr>
-            <w:r>
-              <w:rPr>
-                <w:b/>
-                <w:bCs/>
-                <w:color w:val="D97706"/>
-              </w:rPr>
-              <w:t>▸ VERSION À REMPLIR AVEC L'ÉLÈVE</w:t>
-            </w:r>
-          </w:p>
-        </w:tc>
-      </w:tr>
-    </w:tbl>
-    <w:p>
-      <w:pPr>
-        <w:spacing w:after="100"/>
-      </w:pPr>
-    </w:p>
-    <w:p>
-      <w:pPr>
-        <w:spacing w:before="80" w:after="80"/>
-        <w:jc w:val="center"/>
-      </w:pPr>
-      <w:r>
-        <w:rPr>
-          <w:noProof/>
-        </w:rPr>
-        <w:drawing>
-          <wp:inline distT="0" distB="0" distL="0" distR="0" wp14:anchorId="2F70FA2D" wp14:editId="1C3A5702">
-            <wp:extent cx="5905500" cy="4171950"/>
-            <wp:effectExtent l="0" t="0" r="0" b="0"/>
-            <wp:docPr id="1601539181" name="Image 1601539181"/>
             <wp:cNvGraphicFramePr>
               <a:graphicFrameLocks xmlns:a="http://schemas.openxmlformats.org/drawingml/2006/main" noChangeAspect="1"/>
             </wp:cNvGraphicFramePr>
@@ -1526,7 +1203,7 @@
                   <pic:spPr bwMode="auto">
                     <a:xfrm>
                       <a:off x="0" y="0"/>
-                      <a:ext cx="5905500" cy="4171950"/>
+                      <a:ext cx="4572000" cy="6096000"/>
                     </a:xfrm>
                     <a:prstGeom prst="rect">
                       <a:avLst/>
@@ -1550,7 +1227,7 @@
       </w:pPr>
       <w:r>
         <w:lastRenderedPageBreak/>
-        <w:t>3 — Ce qui peut me faire déraper</w:t>
+        <w:t>1 — Mon thermomètre</w:t>
       </w:r>
     </w:p>
     <w:tbl>
@@ -1574,22 +1251,16 @@
         <w:gridCol w:w="9026"/>
       </w:tblGrid>
       <w:tr>
-        <w:tblPrEx>
-          <w:tblCellMar>
-            <w:top w:w="0" w:type="dxa"/>
-            <w:bottom w:w="0" w:type="dxa"/>
-          </w:tblCellMar>
-        </w:tblPrEx>
         <w:tc>
           <w:tcPr>
             <w:tcW w:w="0" w:type="auto"/>
             <w:tcBorders>
-              <w:top w:val="single" w:sz="8" w:space="0" w:color="166534"/>
-              <w:left w:val="single" w:sz="8" w:space="0" w:color="166534"/>
-              <w:bottom w:val="single" w:sz="8" w:space="0" w:color="166534"/>
-              <w:right w:val="single" w:sz="8" w:space="0" w:color="166534"/>
+              <w:top w:val="single" w:sz="8" w:space="0" w:color="D97706"/>
+              <w:left w:val="single" w:sz="8" w:space="0" w:color="D97706"/>
+              <w:bottom w:val="single" w:sz="8" w:space="0" w:color="D97706"/>
+              <w:right w:val="single" w:sz="8" w:space="0" w:color="D97706"/>
             </w:tcBorders>
-            <w:shd w:val="clear" w:color="auto" w:fill="DCFCE7"/>
+            <w:shd w:val="clear" w:color="auto" w:fill="FEF3E2"/>
             <w:tcMar>
               <w:top w:w="100" w:type="dxa"/>
               <w:left w:w="200" w:type="dxa"/>
@@ -1605,9 +1276,17 @@
               <w:rPr>
                 <w:b/>
                 <w:bCs/>
-                <w:color w:val="166534"/>
-              </w:rPr>
-              <w:t>▸ EXEMPLE — version pré-remplie (à consulter)</w:t>
+                <w:color w:val="D97706"/>
+              </w:rPr>
+              <w:t>▸</w:t>
+            </w:r>
+            <w:r>
+              <w:rPr>
+                <w:b/>
+                <w:bCs/>
+                <w:color w:val="D97706"/>
+              </w:rPr>
+              <w:t xml:space="preserve"> VERSION À REMPLIR AVEC L'ÉLÈVE</w:t>
             </w:r>
           </w:p>
         </w:tc>
@@ -1628,10 +1307,10 @@
           <w:noProof/>
         </w:rPr>
         <w:drawing>
-          <wp:inline distT="0" distB="0" distL="0" distR="0" wp14:anchorId="0528A638" wp14:editId="037D788E">
-            <wp:extent cx="4953000" cy="5657850"/>
+          <wp:inline distT="0" distB="0" distL="0" distR="0" wp14:anchorId="4324E921" wp14:editId="7A107AA4">
+            <wp:extent cx="4572000" cy="6096000"/>
             <wp:effectExtent l="0" t="0" r="0" b="0"/>
-            <wp:docPr id="2054165780" name="Image 2054165780"/>
+            <wp:docPr id="1193980002" name="Image 1193980002"/>
             <wp:cNvGraphicFramePr>
               <a:graphicFrameLocks xmlns:a="http://schemas.openxmlformats.org/drawingml/2006/main" noChangeAspect="1"/>
             </wp:cNvGraphicFramePr>
@@ -1654,7 +1333,7 @@
                   <pic:spPr bwMode="auto">
                     <a:xfrm>
                       <a:off x="0" y="0"/>
-                      <a:ext cx="4953000" cy="5657850"/>
+                      <a:ext cx="4572000" cy="6096000"/>
                     </a:xfrm>
                     <a:prstGeom prst="rect">
                       <a:avLst/>
@@ -1678,7 +1357,7 @@
       </w:pPr>
       <w:r>
         <w:lastRenderedPageBreak/>
-        <w:t>4 — Avant que ça déborde</w:t>
+        <w:t>2 — Raconter un moment</w:t>
       </w:r>
     </w:p>
     <w:tbl>
@@ -1702,12 +1381,6 @@
         <w:gridCol w:w="9026"/>
       </w:tblGrid>
       <w:tr>
-        <w:tblPrEx>
-          <w:tblCellMar>
-            <w:top w:w="0" w:type="dxa"/>
-            <w:bottom w:w="0" w:type="dxa"/>
-          </w:tblCellMar>
-        </w:tblPrEx>
         <w:tc>
           <w:tcPr>
             <w:tcW w:w="0" w:type="auto"/>
@@ -1735,7 +1408,33 @@
                 <w:bCs/>
                 <w:color w:val="166534"/>
               </w:rPr>
-              <w:t>▸ EXEMPLE — version pré-remplie (à consulter)</w:t>
+              <w:t>▸</w:t>
+            </w:r>
+            <w:r>
+              <w:rPr>
+                <w:b/>
+                <w:bCs/>
+                <w:color w:val="166534"/>
+              </w:rPr>
+              <w:t xml:space="preserve"> EXEMPLE — version </w:t>
+            </w:r>
+            <w:proofErr w:type="spellStart"/>
+            <w:r>
+              <w:rPr>
+                <w:b/>
+                <w:bCs/>
+                <w:color w:val="166534"/>
+              </w:rPr>
+              <w:t>pré-remplie</w:t>
+            </w:r>
+            <w:proofErr w:type="spellEnd"/>
+            <w:r>
+              <w:rPr>
+                <w:b/>
+                <w:bCs/>
+                <w:color w:val="166534"/>
+              </w:rPr>
+              <w:t xml:space="preserve"> (à consulter)</w:t>
             </w:r>
           </w:p>
         </w:tc>
@@ -1756,10 +1455,10 @@
           <w:noProof/>
         </w:rPr>
         <w:drawing>
-          <wp:inline distT="0" distB="0" distL="0" distR="0" wp14:anchorId="5BC89B78" wp14:editId="3A011F43">
-            <wp:extent cx="4572000" cy="5876925"/>
+          <wp:inline distT="0" distB="0" distL="0" distR="0" wp14:anchorId="653DD5BE" wp14:editId="103DD715">
+            <wp:extent cx="5905500" cy="4171950"/>
             <wp:effectExtent l="0" t="0" r="0" b="0"/>
-            <wp:docPr id="643577496" name="Image 643577496"/>
+            <wp:docPr id="1342999610" name="Image 1342999610"/>
             <wp:cNvGraphicFramePr>
               <a:graphicFrameLocks xmlns:a="http://schemas.openxmlformats.org/drawingml/2006/main" noChangeAspect="1"/>
             </wp:cNvGraphicFramePr>
@@ -1782,7 +1481,7 @@
                   <pic:spPr bwMode="auto">
                     <a:xfrm>
                       <a:off x="0" y="0"/>
-                      <a:ext cx="4572000" cy="5876925"/>
+                      <a:ext cx="5905500" cy="4171950"/>
                     </a:xfrm>
                     <a:prstGeom prst="rect">
                       <a:avLst/>
@@ -1806,7 +1505,7 @@
       </w:pPr>
       <w:r>
         <w:lastRenderedPageBreak/>
-        <w:t>5 — Ce que je crois provoquer / ce qui se passe vraiment</w:t>
+        <w:t>2 — Raconter un moment</w:t>
       </w:r>
     </w:p>
     <w:tbl>
@@ -1830,22 +1529,16 @@
         <w:gridCol w:w="9026"/>
       </w:tblGrid>
       <w:tr>
-        <w:tblPrEx>
-          <w:tblCellMar>
-            <w:top w:w="0" w:type="dxa"/>
-            <w:bottom w:w="0" w:type="dxa"/>
-          </w:tblCellMar>
-        </w:tblPrEx>
         <w:tc>
           <w:tcPr>
             <w:tcW w:w="0" w:type="auto"/>
             <w:tcBorders>
-              <w:top w:val="single" w:sz="8" w:space="0" w:color="166534"/>
-              <w:left w:val="single" w:sz="8" w:space="0" w:color="166534"/>
-              <w:bottom w:val="single" w:sz="8" w:space="0" w:color="166534"/>
-              <w:right w:val="single" w:sz="8" w:space="0" w:color="166534"/>
+              <w:top w:val="single" w:sz="8" w:space="0" w:color="D97706"/>
+              <w:left w:val="single" w:sz="8" w:space="0" w:color="D97706"/>
+              <w:bottom w:val="single" w:sz="8" w:space="0" w:color="D97706"/>
+              <w:right w:val="single" w:sz="8" w:space="0" w:color="D97706"/>
             </w:tcBorders>
-            <w:shd w:val="clear" w:color="auto" w:fill="DCFCE7"/>
+            <w:shd w:val="clear" w:color="auto" w:fill="FEF3E2"/>
             <w:tcMar>
               <w:top w:w="100" w:type="dxa"/>
               <w:left w:w="200" w:type="dxa"/>
@@ -1861,9 +1554,17 @@
               <w:rPr>
                 <w:b/>
                 <w:bCs/>
-                <w:color w:val="166534"/>
-              </w:rPr>
-              <w:t>▸ EXEMPLE — version pré-remplie (à consulter)</w:t>
+                <w:color w:val="D97706"/>
+              </w:rPr>
+              <w:t>▸</w:t>
+            </w:r>
+            <w:r>
+              <w:rPr>
+                <w:b/>
+                <w:bCs/>
+                <w:color w:val="D97706"/>
+              </w:rPr>
+              <w:t xml:space="preserve"> VERSION À REMPLIR AVEC L'ÉLÈVE</w:t>
             </w:r>
           </w:p>
         </w:tc>
@@ -1884,10 +1585,10 @@
           <w:noProof/>
         </w:rPr>
         <w:drawing>
-          <wp:inline distT="0" distB="0" distL="0" distR="0" wp14:anchorId="34950BC7" wp14:editId="54F1A9DB">
-            <wp:extent cx="5715000" cy="6724650"/>
+          <wp:inline distT="0" distB="0" distL="0" distR="0" wp14:anchorId="2F70FA2D" wp14:editId="1C3A5702">
+            <wp:extent cx="5905500" cy="4171950"/>
             <wp:effectExtent l="0" t="0" r="0" b="0"/>
-            <wp:docPr id="89152560" name="Image 89152560"/>
+            <wp:docPr id="1601539181" name="Image 1601539181"/>
             <wp:cNvGraphicFramePr>
               <a:graphicFrameLocks xmlns:a="http://schemas.openxmlformats.org/drawingml/2006/main" noChangeAspect="1"/>
             </wp:cNvGraphicFramePr>
@@ -1910,7 +1611,7 @@
                   <pic:spPr bwMode="auto">
                     <a:xfrm>
                       <a:off x="0" y="0"/>
-                      <a:ext cx="5715000" cy="6724650"/>
+                      <a:ext cx="5905500" cy="4171950"/>
                     </a:xfrm>
                     <a:prstGeom prst="rect">
                       <a:avLst/>
@@ -1934,7 +1635,7 @@
       </w:pPr>
       <w:r>
         <w:lastRenderedPageBreak/>
-        <w:t>5 — Ce que je crois provoquer / ce qui se passe vraiment</w:t>
+        <w:t>3 — Ce qui peut me faire déraper</w:t>
       </w:r>
     </w:p>
     <w:tbl>
@@ -1958,22 +1659,16 @@
         <w:gridCol w:w="9026"/>
       </w:tblGrid>
       <w:tr>
-        <w:tblPrEx>
-          <w:tblCellMar>
-            <w:top w:w="0" w:type="dxa"/>
-            <w:bottom w:w="0" w:type="dxa"/>
-          </w:tblCellMar>
-        </w:tblPrEx>
         <w:tc>
           <w:tcPr>
             <w:tcW w:w="0" w:type="auto"/>
             <w:tcBorders>
-              <w:top w:val="single" w:sz="8" w:space="0" w:color="D97706"/>
-              <w:left w:val="single" w:sz="8" w:space="0" w:color="D97706"/>
-              <w:bottom w:val="single" w:sz="8" w:space="0" w:color="D97706"/>
-              <w:right w:val="single" w:sz="8" w:space="0" w:color="D97706"/>
+              <w:top w:val="single" w:sz="8" w:space="0" w:color="166534"/>
+              <w:left w:val="single" w:sz="8" w:space="0" w:color="166534"/>
+              <w:bottom w:val="single" w:sz="8" w:space="0" w:color="166534"/>
+              <w:right w:val="single" w:sz="8" w:space="0" w:color="166534"/>
             </w:tcBorders>
-            <w:shd w:val="clear" w:color="auto" w:fill="FEF3E2"/>
+            <w:shd w:val="clear" w:color="auto" w:fill="DCFCE7"/>
             <w:tcMar>
               <w:top w:w="100" w:type="dxa"/>
               <w:left w:w="200" w:type="dxa"/>
@@ -1989,9 +1684,35 @@
               <w:rPr>
                 <w:b/>
                 <w:bCs/>
-                <w:color w:val="D97706"/>
-              </w:rPr>
-              <w:t>▸ VERSION À REMPLIR AVEC L'ÉLÈVE</w:t>
+                <w:color w:val="166534"/>
+              </w:rPr>
+              <w:t>▸</w:t>
+            </w:r>
+            <w:r>
+              <w:rPr>
+                <w:b/>
+                <w:bCs/>
+                <w:color w:val="166534"/>
+              </w:rPr>
+              <w:t xml:space="preserve"> EXEMPLE — version </w:t>
+            </w:r>
+            <w:proofErr w:type="spellStart"/>
+            <w:r>
+              <w:rPr>
+                <w:b/>
+                <w:bCs/>
+                <w:color w:val="166534"/>
+              </w:rPr>
+              <w:t>pré-remplie</w:t>
+            </w:r>
+            <w:proofErr w:type="spellEnd"/>
+            <w:r>
+              <w:rPr>
+                <w:b/>
+                <w:bCs/>
+                <w:color w:val="166534"/>
+              </w:rPr>
+              <w:t xml:space="preserve"> (à consulter)</w:t>
             </w:r>
           </w:p>
         </w:tc>
@@ -2012,10 +1733,10 @@
           <w:noProof/>
         </w:rPr>
         <w:drawing>
-          <wp:inline distT="0" distB="0" distL="0" distR="0" wp14:anchorId="560E2B39" wp14:editId="789CFC6D">
-            <wp:extent cx="5715000" cy="6724650"/>
+          <wp:inline distT="0" distB="0" distL="0" distR="0" wp14:anchorId="0528A638" wp14:editId="037D788E">
+            <wp:extent cx="4953000" cy="5657850"/>
             <wp:effectExtent l="0" t="0" r="0" b="0"/>
-            <wp:docPr id="327064656" name="Image 327064656"/>
+            <wp:docPr id="2054165780" name="Image 2054165780"/>
             <wp:cNvGraphicFramePr>
               <a:graphicFrameLocks xmlns:a="http://schemas.openxmlformats.org/drawingml/2006/main" noChangeAspect="1"/>
             </wp:cNvGraphicFramePr>
@@ -2038,7 +1759,7 @@
                   <pic:spPr bwMode="auto">
                     <a:xfrm>
                       <a:off x="0" y="0"/>
-                      <a:ext cx="5715000" cy="6724650"/>
+                      <a:ext cx="4953000" cy="5657850"/>
                     </a:xfrm>
                     <a:prstGeom prst="rect">
                       <a:avLst/>
@@ -2062,7 +1783,7 @@
       </w:pPr>
       <w:r>
         <w:lastRenderedPageBreak/>
-        <w:t>6 — Ma carte « Issue de secours »</w:t>
+        <w:t>4 — Avant que ça déborde</w:t>
       </w:r>
     </w:p>
     <w:tbl>
@@ -2086,22 +1807,16 @@
         <w:gridCol w:w="9026"/>
       </w:tblGrid>
       <w:tr>
-        <w:tblPrEx>
-          <w:tblCellMar>
-            <w:top w:w="0" w:type="dxa"/>
-            <w:bottom w:w="0" w:type="dxa"/>
-          </w:tblCellMar>
-        </w:tblPrEx>
         <w:tc>
           <w:tcPr>
             <w:tcW w:w="0" w:type="auto"/>
             <w:tcBorders>
-              <w:top w:val="single" w:sz="8" w:space="0" w:color="D97706"/>
-              <w:left w:val="single" w:sz="8" w:space="0" w:color="D97706"/>
-              <w:bottom w:val="single" w:sz="8" w:space="0" w:color="D97706"/>
-              <w:right w:val="single" w:sz="8" w:space="0" w:color="D97706"/>
+              <w:top w:val="single" w:sz="8" w:space="0" w:color="166534"/>
+              <w:left w:val="single" w:sz="8" w:space="0" w:color="166534"/>
+              <w:bottom w:val="single" w:sz="8" w:space="0" w:color="166534"/>
+              <w:right w:val="single" w:sz="8" w:space="0" w:color="166534"/>
             </w:tcBorders>
-            <w:shd w:val="clear" w:color="auto" w:fill="FEF3E2"/>
+            <w:shd w:val="clear" w:color="auto" w:fill="DCFCE7"/>
             <w:tcMar>
               <w:top w:w="100" w:type="dxa"/>
               <w:left w:w="200" w:type="dxa"/>
@@ -2117,9 +1832,35 @@
               <w:rPr>
                 <w:b/>
                 <w:bCs/>
-                <w:color w:val="D97706"/>
-              </w:rPr>
-              <w:t>▸ VERSION À REMPLIR AVEC L'ÉLÈVE</w:t>
+                <w:color w:val="166534"/>
+              </w:rPr>
+              <w:t>▸</w:t>
+            </w:r>
+            <w:r>
+              <w:rPr>
+                <w:b/>
+                <w:bCs/>
+                <w:color w:val="166534"/>
+              </w:rPr>
+              <w:t xml:space="preserve"> EXEMPLE — version </w:t>
+            </w:r>
+            <w:proofErr w:type="spellStart"/>
+            <w:r>
+              <w:rPr>
+                <w:b/>
+                <w:bCs/>
+                <w:color w:val="166534"/>
+              </w:rPr>
+              <w:t>pré-remplie</w:t>
+            </w:r>
+            <w:proofErr w:type="spellEnd"/>
+            <w:r>
+              <w:rPr>
+                <w:b/>
+                <w:bCs/>
+                <w:color w:val="166534"/>
+              </w:rPr>
+              <w:t xml:space="preserve"> (à consulter)</w:t>
             </w:r>
           </w:p>
         </w:tc>
@@ -2140,10 +1881,10 @@
           <w:noProof/>
         </w:rPr>
         <w:drawing>
-          <wp:inline distT="0" distB="0" distL="0" distR="0" wp14:anchorId="1F18C9F2" wp14:editId="150805D5">
-            <wp:extent cx="5334000" cy="3552825"/>
+          <wp:inline distT="0" distB="0" distL="0" distR="0" wp14:anchorId="5BC89B78" wp14:editId="3A011F43">
+            <wp:extent cx="4572000" cy="5876925"/>
             <wp:effectExtent l="0" t="0" r="0" b="0"/>
-            <wp:docPr id="1244992067" name="Image 1244992067"/>
+            <wp:docPr id="643577496" name="Image 643577496"/>
             <wp:cNvGraphicFramePr>
               <a:graphicFrameLocks xmlns:a="http://schemas.openxmlformats.org/drawingml/2006/main" noChangeAspect="1"/>
             </wp:cNvGraphicFramePr>
@@ -2166,7 +1907,7 @@
                   <pic:spPr bwMode="auto">
                     <a:xfrm>
                       <a:off x="0" y="0"/>
-                      <a:ext cx="5334000" cy="3552825"/>
+                      <a:ext cx="4572000" cy="5876925"/>
                     </a:xfrm>
                     <a:prstGeom prst="rect">
                       <a:avLst/>
@@ -2190,7 +1931,7 @@
       </w:pPr>
       <w:r>
         <w:lastRenderedPageBreak/>
-        <w:t>7 — Mes deux engagements</w:t>
+        <w:t>5 — Ce que je crois provoquer / ce qui se passe vraiment</w:t>
       </w:r>
     </w:p>
     <w:tbl>
@@ -2214,22 +1955,16 @@
         <w:gridCol w:w="9026"/>
       </w:tblGrid>
       <w:tr>
-        <w:tblPrEx>
-          <w:tblCellMar>
-            <w:top w:w="0" w:type="dxa"/>
-            <w:bottom w:w="0" w:type="dxa"/>
-          </w:tblCellMar>
-        </w:tblPrEx>
         <w:tc>
           <w:tcPr>
             <w:tcW w:w="0" w:type="auto"/>
             <w:tcBorders>
-              <w:top w:val="single" w:sz="8" w:space="0" w:color="D97706"/>
-              <w:left w:val="single" w:sz="8" w:space="0" w:color="D97706"/>
-              <w:bottom w:val="single" w:sz="8" w:space="0" w:color="D97706"/>
-              <w:right w:val="single" w:sz="8" w:space="0" w:color="D97706"/>
+              <w:top w:val="single" w:sz="8" w:space="0" w:color="166534"/>
+              <w:left w:val="single" w:sz="8" w:space="0" w:color="166534"/>
+              <w:bottom w:val="single" w:sz="8" w:space="0" w:color="166534"/>
+              <w:right w:val="single" w:sz="8" w:space="0" w:color="166534"/>
             </w:tcBorders>
-            <w:shd w:val="clear" w:color="auto" w:fill="FEF3E2"/>
+            <w:shd w:val="clear" w:color="auto" w:fill="DCFCE7"/>
             <w:tcMar>
               <w:top w:w="100" w:type="dxa"/>
               <w:left w:w="200" w:type="dxa"/>
@@ -2245,9 +1980,35 @@
               <w:rPr>
                 <w:b/>
                 <w:bCs/>
-                <w:color w:val="D97706"/>
-              </w:rPr>
-              <w:t>▸ VERSION À REMPLIR AVEC L'ÉLÈVE</w:t>
+                <w:color w:val="166534"/>
+              </w:rPr>
+              <w:t>▸</w:t>
+            </w:r>
+            <w:r>
+              <w:rPr>
+                <w:b/>
+                <w:bCs/>
+                <w:color w:val="166534"/>
+              </w:rPr>
+              <w:t xml:space="preserve"> EXEMPLE — version </w:t>
+            </w:r>
+            <w:proofErr w:type="spellStart"/>
+            <w:r>
+              <w:rPr>
+                <w:b/>
+                <w:bCs/>
+                <w:color w:val="166534"/>
+              </w:rPr>
+              <w:t>pré-remplie</w:t>
+            </w:r>
+            <w:proofErr w:type="spellEnd"/>
+            <w:r>
+              <w:rPr>
+                <w:b/>
+                <w:bCs/>
+                <w:color w:val="166534"/>
+              </w:rPr>
+              <w:t xml:space="preserve"> (à consulter)</w:t>
             </w:r>
           </w:p>
         </w:tc>
@@ -2268,10 +2029,10 @@
           <w:noProof/>
         </w:rPr>
         <w:drawing>
-          <wp:inline distT="0" distB="0" distL="0" distR="0" wp14:anchorId="527EC32D" wp14:editId="641278B3">
-            <wp:extent cx="4762500" cy="6124575"/>
+          <wp:inline distT="0" distB="0" distL="0" distR="0" wp14:anchorId="34950BC7" wp14:editId="54F1A9DB">
+            <wp:extent cx="5715000" cy="6724650"/>
             <wp:effectExtent l="0" t="0" r="0" b="0"/>
-            <wp:docPr id="1222659540" name="Image 1222659540"/>
+            <wp:docPr id="89152560" name="Image 89152560"/>
             <wp:cNvGraphicFramePr>
               <a:graphicFrameLocks xmlns:a="http://schemas.openxmlformats.org/drawingml/2006/main" noChangeAspect="1"/>
             </wp:cNvGraphicFramePr>
@@ -2294,7 +2055,7 @@
                   <pic:spPr bwMode="auto">
                     <a:xfrm>
                       <a:off x="0" y="0"/>
-                      <a:ext cx="4762500" cy="6124575"/>
+                      <a:ext cx="5715000" cy="6724650"/>
                     </a:xfrm>
                     <a:prstGeom prst="rect">
                       <a:avLst/>
@@ -2318,7 +2079,7 @@
       </w:pPr>
       <w:r>
         <w:lastRenderedPageBreak/>
-        <w:t>8 — Quand ça dérape, c'est plutôt…</w:t>
+        <w:t>5 — Ce que je crois provoquer / ce qui se passe vraiment</w:t>
       </w:r>
     </w:p>
     <w:tbl>
@@ -2342,22 +2103,16 @@
         <w:gridCol w:w="9026"/>
       </w:tblGrid>
       <w:tr>
-        <w:tblPrEx>
-          <w:tblCellMar>
-            <w:top w:w="0" w:type="dxa"/>
-            <w:bottom w:w="0" w:type="dxa"/>
-          </w:tblCellMar>
-        </w:tblPrEx>
         <w:tc>
           <w:tcPr>
             <w:tcW w:w="0" w:type="auto"/>
             <w:tcBorders>
-              <w:top w:val="single" w:sz="8" w:space="0" w:color="166534"/>
-              <w:left w:val="single" w:sz="8" w:space="0" w:color="166534"/>
-              <w:bottom w:val="single" w:sz="8" w:space="0" w:color="166534"/>
-              <w:right w:val="single" w:sz="8" w:space="0" w:color="166534"/>
+              <w:top w:val="single" w:sz="8" w:space="0" w:color="D97706"/>
+              <w:left w:val="single" w:sz="8" w:space="0" w:color="D97706"/>
+              <w:bottom w:val="single" w:sz="8" w:space="0" w:color="D97706"/>
+              <w:right w:val="single" w:sz="8" w:space="0" w:color="D97706"/>
             </w:tcBorders>
-            <w:shd w:val="clear" w:color="auto" w:fill="DCFCE7"/>
+            <w:shd w:val="clear" w:color="auto" w:fill="FEF3E2"/>
             <w:tcMar>
               <w:top w:w="100" w:type="dxa"/>
               <w:left w:w="200" w:type="dxa"/>
@@ -2373,9 +2128,17 @@
               <w:rPr>
                 <w:b/>
                 <w:bCs/>
-                <w:color w:val="166534"/>
-              </w:rPr>
-              <w:t>▸ EXEMPLE — version pré-remplie (à consulter)</w:t>
+                <w:color w:val="D97706"/>
+              </w:rPr>
+              <w:t>▸</w:t>
+            </w:r>
+            <w:r>
+              <w:rPr>
+                <w:b/>
+                <w:bCs/>
+                <w:color w:val="D97706"/>
+              </w:rPr>
+              <w:t xml:space="preserve"> VERSION À REMPLIR AVEC L'ÉLÈVE</w:t>
             </w:r>
           </w:p>
         </w:tc>
@@ -2396,10 +2159,10 @@
           <w:noProof/>
         </w:rPr>
         <w:drawing>
-          <wp:inline distT="0" distB="0" distL="0" distR="0" wp14:anchorId="33AD65B0" wp14:editId="1E22D1AE">
-            <wp:extent cx="4762500" cy="6124575"/>
+          <wp:inline distT="0" distB="0" distL="0" distR="0" wp14:anchorId="560E2B39" wp14:editId="789CFC6D">
+            <wp:extent cx="5715000" cy="6724650"/>
             <wp:effectExtent l="0" t="0" r="0" b="0"/>
-            <wp:docPr id="1766017830" name="Image 1766017830"/>
+            <wp:docPr id="327064656" name="Image 327064656"/>
             <wp:cNvGraphicFramePr>
               <a:graphicFrameLocks xmlns:a="http://schemas.openxmlformats.org/drawingml/2006/main" noChangeAspect="1"/>
             </wp:cNvGraphicFramePr>
@@ -2422,6 +2185,266 @@
                   <pic:spPr bwMode="auto">
                     <a:xfrm>
                       <a:off x="0" y="0"/>
+                      <a:ext cx="5715000" cy="6724650"/>
+                    </a:xfrm>
+                    <a:prstGeom prst="rect">
+                      <a:avLst/>
+                    </a:prstGeom>
+                  </pic:spPr>
+                </pic:pic>
+              </a:graphicData>
+            </a:graphic>
+          </wp:inline>
+        </w:drawing>
+      </w:r>
+    </w:p>
+    <w:p>
+      <w:r>
+        <w:br w:type="page"/>
+      </w:r>
+    </w:p>
+    <w:p>
+      <w:pPr>
+        <w:pStyle w:val="Titre1"/>
+      </w:pPr>
+      <w:r>
+        <w:lastRenderedPageBreak/>
+        <w:t>6 — Ma carte « Issue de secours »</w:t>
+      </w:r>
+    </w:p>
+    <w:tbl>
+      <w:tblPr>
+        <w:tblW w:w="9026" w:type="dxa"/>
+        <w:tblBorders>
+          <w:top w:val="single" w:sz="4" w:space="0" w:color="auto"/>
+          <w:left w:val="single" w:sz="4" w:space="0" w:color="auto"/>
+          <w:bottom w:val="single" w:sz="4" w:space="0" w:color="auto"/>
+          <w:right w:val="single" w:sz="4" w:space="0" w:color="auto"/>
+          <w:insideH w:val="single" w:sz="4" w:space="0" w:color="auto"/>
+          <w:insideV w:val="single" w:sz="4" w:space="0" w:color="auto"/>
+        </w:tblBorders>
+        <w:tblCellMar>
+          <w:left w:w="10" w:type="dxa"/>
+          <w:right w:w="10" w:type="dxa"/>
+        </w:tblCellMar>
+        <w:tblLook w:val="04A0" w:firstRow="1" w:lastRow="0" w:firstColumn="1" w:lastColumn="0" w:noHBand="0" w:noVBand="1"/>
+      </w:tblPr>
+      <w:tblGrid>
+        <w:gridCol w:w="9026"/>
+      </w:tblGrid>
+      <w:tr>
+        <w:tc>
+          <w:tcPr>
+            <w:tcW w:w="0" w:type="auto"/>
+            <w:tcBorders>
+              <w:top w:val="single" w:sz="8" w:space="0" w:color="D97706"/>
+              <w:left w:val="single" w:sz="8" w:space="0" w:color="D97706"/>
+              <w:bottom w:val="single" w:sz="8" w:space="0" w:color="D97706"/>
+              <w:right w:val="single" w:sz="8" w:space="0" w:color="D97706"/>
+            </w:tcBorders>
+            <w:shd w:val="clear" w:color="auto" w:fill="FEF3E2"/>
+            <w:tcMar>
+              <w:top w:w="100" w:type="dxa"/>
+              <w:left w:w="200" w:type="dxa"/>
+              <w:bottom w:w="100" w:type="dxa"/>
+              <w:right w:w="200" w:type="dxa"/>
+            </w:tcMar>
+          </w:tcPr>
+          <w:p>
+            <w:pPr>
+              <w:jc w:val="center"/>
+            </w:pPr>
+            <w:r>
+              <w:rPr>
+                <w:b/>
+                <w:bCs/>
+                <w:color w:val="D97706"/>
+              </w:rPr>
+              <w:t>▸</w:t>
+            </w:r>
+            <w:r>
+              <w:rPr>
+                <w:b/>
+                <w:bCs/>
+                <w:color w:val="D97706"/>
+              </w:rPr>
+              <w:t xml:space="preserve"> VERSION À REMPLIR AVEC L'ÉLÈVE</w:t>
+            </w:r>
+          </w:p>
+        </w:tc>
+      </w:tr>
+    </w:tbl>
+    <w:p>
+      <w:pPr>
+        <w:spacing w:after="100"/>
+      </w:pPr>
+    </w:p>
+    <w:p>
+      <w:pPr>
+        <w:spacing w:before="80" w:after="80"/>
+        <w:jc w:val="center"/>
+      </w:pPr>
+      <w:r>
+        <w:rPr>
+          <w:noProof/>
+        </w:rPr>
+        <w:drawing>
+          <wp:inline distT="0" distB="0" distL="0" distR="0" wp14:anchorId="1F18C9F2" wp14:editId="150805D5">
+            <wp:extent cx="5334000" cy="3552825"/>
+            <wp:effectExtent l="0" t="0" r="0" b="0"/>
+            <wp:docPr id="1244992067" name="Image 1244992067"/>
+            <wp:cNvGraphicFramePr>
+              <a:graphicFrameLocks xmlns:a="http://schemas.openxmlformats.org/drawingml/2006/main" noChangeAspect="1"/>
+            </wp:cNvGraphicFramePr>
+            <a:graphic xmlns:a="http://schemas.openxmlformats.org/drawingml/2006/main">
+              <a:graphicData uri="http://schemas.openxmlformats.org/drawingml/2006/picture">
+                <pic:pic xmlns:pic="http://schemas.openxmlformats.org/drawingml/2006/picture">
+                  <pic:nvPicPr>
+                    <pic:cNvPr id="0" name=""/>
+                    <pic:cNvPicPr>
+                      <a:picLocks noChangeAspect="1" noChangeArrowheads="1"/>
+                    </pic:cNvPicPr>
+                  </pic:nvPicPr>
+                  <pic:blipFill>
+                    <a:blip r:embed="rId16"/>
+                    <a:srcRect/>
+                    <a:stretch>
+                      <a:fillRect/>
+                    </a:stretch>
+                  </pic:blipFill>
+                  <pic:spPr bwMode="auto">
+                    <a:xfrm>
+                      <a:off x="0" y="0"/>
+                      <a:ext cx="5334000" cy="3552825"/>
+                    </a:xfrm>
+                    <a:prstGeom prst="rect">
+                      <a:avLst/>
+                    </a:prstGeom>
+                  </pic:spPr>
+                </pic:pic>
+              </a:graphicData>
+            </a:graphic>
+          </wp:inline>
+        </w:drawing>
+      </w:r>
+    </w:p>
+    <w:p>
+      <w:r>
+        <w:br w:type="page"/>
+      </w:r>
+    </w:p>
+    <w:p>
+      <w:pPr>
+        <w:pStyle w:val="Titre1"/>
+      </w:pPr>
+      <w:r>
+        <w:lastRenderedPageBreak/>
+        <w:t>7 — Mes deux engagements</w:t>
+      </w:r>
+    </w:p>
+    <w:tbl>
+      <w:tblPr>
+        <w:tblW w:w="9026" w:type="dxa"/>
+        <w:tblBorders>
+          <w:top w:val="single" w:sz="4" w:space="0" w:color="auto"/>
+          <w:left w:val="single" w:sz="4" w:space="0" w:color="auto"/>
+          <w:bottom w:val="single" w:sz="4" w:space="0" w:color="auto"/>
+          <w:right w:val="single" w:sz="4" w:space="0" w:color="auto"/>
+          <w:insideH w:val="single" w:sz="4" w:space="0" w:color="auto"/>
+          <w:insideV w:val="single" w:sz="4" w:space="0" w:color="auto"/>
+        </w:tblBorders>
+        <w:tblCellMar>
+          <w:left w:w="10" w:type="dxa"/>
+          <w:right w:w="10" w:type="dxa"/>
+        </w:tblCellMar>
+        <w:tblLook w:val="04A0" w:firstRow="1" w:lastRow="0" w:firstColumn="1" w:lastColumn="0" w:noHBand="0" w:noVBand="1"/>
+      </w:tblPr>
+      <w:tblGrid>
+        <w:gridCol w:w="9026"/>
+      </w:tblGrid>
+      <w:tr>
+        <w:tc>
+          <w:tcPr>
+            <w:tcW w:w="0" w:type="auto"/>
+            <w:tcBorders>
+              <w:top w:val="single" w:sz="8" w:space="0" w:color="D97706"/>
+              <w:left w:val="single" w:sz="8" w:space="0" w:color="D97706"/>
+              <w:bottom w:val="single" w:sz="8" w:space="0" w:color="D97706"/>
+              <w:right w:val="single" w:sz="8" w:space="0" w:color="D97706"/>
+            </w:tcBorders>
+            <w:shd w:val="clear" w:color="auto" w:fill="FEF3E2"/>
+            <w:tcMar>
+              <w:top w:w="100" w:type="dxa"/>
+              <w:left w:w="200" w:type="dxa"/>
+              <w:bottom w:w="100" w:type="dxa"/>
+              <w:right w:w="200" w:type="dxa"/>
+            </w:tcMar>
+          </w:tcPr>
+          <w:p>
+            <w:pPr>
+              <w:jc w:val="center"/>
+            </w:pPr>
+            <w:r>
+              <w:rPr>
+                <w:b/>
+                <w:bCs/>
+                <w:color w:val="D97706"/>
+              </w:rPr>
+              <w:t>▸</w:t>
+            </w:r>
+            <w:r>
+              <w:rPr>
+                <w:b/>
+                <w:bCs/>
+                <w:color w:val="D97706"/>
+              </w:rPr>
+              <w:t xml:space="preserve"> VERSION À REMPLIR AVEC L'ÉLÈVE</w:t>
+            </w:r>
+          </w:p>
+        </w:tc>
+      </w:tr>
+    </w:tbl>
+    <w:p>
+      <w:pPr>
+        <w:spacing w:after="100"/>
+      </w:pPr>
+    </w:p>
+    <w:p>
+      <w:pPr>
+        <w:spacing w:before="80" w:after="80"/>
+        <w:jc w:val="center"/>
+      </w:pPr>
+      <w:r>
+        <w:rPr>
+          <w:noProof/>
+        </w:rPr>
+        <w:drawing>
+          <wp:inline distT="0" distB="0" distL="0" distR="0" wp14:anchorId="527EC32D" wp14:editId="641278B3">
+            <wp:extent cx="4762500" cy="6124575"/>
+            <wp:effectExtent l="0" t="0" r="0" b="0"/>
+            <wp:docPr id="1222659540" name="Image 1222659540"/>
+            <wp:cNvGraphicFramePr>
+              <a:graphicFrameLocks xmlns:a="http://schemas.openxmlformats.org/drawingml/2006/main" noChangeAspect="1"/>
+            </wp:cNvGraphicFramePr>
+            <a:graphic xmlns:a="http://schemas.openxmlformats.org/drawingml/2006/main">
+              <a:graphicData uri="http://schemas.openxmlformats.org/drawingml/2006/picture">
+                <pic:pic xmlns:pic="http://schemas.openxmlformats.org/drawingml/2006/picture">
+                  <pic:nvPicPr>
+                    <pic:cNvPr id="0" name=""/>
+                    <pic:cNvPicPr>
+                      <a:picLocks noChangeAspect="1" noChangeArrowheads="1"/>
+                    </pic:cNvPicPr>
+                  </pic:nvPicPr>
+                  <pic:blipFill>
+                    <a:blip r:embed="rId17"/>
+                    <a:srcRect/>
+                    <a:stretch>
+                      <a:fillRect/>
+                    </a:stretch>
+                  </pic:blipFill>
+                  <pic:spPr bwMode="auto">
+                    <a:xfrm>
+                      <a:off x="0" y="0"/>
                       <a:ext cx="4762500" cy="6124575"/>
                     </a:xfrm>
                     <a:prstGeom prst="rect">
@@ -2446,6 +2469,154 @@
       </w:pPr>
       <w:r>
         <w:lastRenderedPageBreak/>
+        <w:t>8 — Quand ça dérape, c'est plutôt…</w:t>
+      </w:r>
+    </w:p>
+    <w:tbl>
+      <w:tblPr>
+        <w:tblW w:w="9026" w:type="dxa"/>
+        <w:tblBorders>
+          <w:top w:val="single" w:sz="4" w:space="0" w:color="auto"/>
+          <w:left w:val="single" w:sz="4" w:space="0" w:color="auto"/>
+          <w:bottom w:val="single" w:sz="4" w:space="0" w:color="auto"/>
+          <w:right w:val="single" w:sz="4" w:space="0" w:color="auto"/>
+          <w:insideH w:val="single" w:sz="4" w:space="0" w:color="auto"/>
+          <w:insideV w:val="single" w:sz="4" w:space="0" w:color="auto"/>
+        </w:tblBorders>
+        <w:tblCellMar>
+          <w:left w:w="10" w:type="dxa"/>
+          <w:right w:w="10" w:type="dxa"/>
+        </w:tblCellMar>
+        <w:tblLook w:val="04A0" w:firstRow="1" w:lastRow="0" w:firstColumn="1" w:lastColumn="0" w:noHBand="0" w:noVBand="1"/>
+      </w:tblPr>
+      <w:tblGrid>
+        <w:gridCol w:w="9026"/>
+      </w:tblGrid>
+      <w:tr>
+        <w:tc>
+          <w:tcPr>
+            <w:tcW w:w="0" w:type="auto"/>
+            <w:tcBorders>
+              <w:top w:val="single" w:sz="8" w:space="0" w:color="166534"/>
+              <w:left w:val="single" w:sz="8" w:space="0" w:color="166534"/>
+              <w:bottom w:val="single" w:sz="8" w:space="0" w:color="166534"/>
+              <w:right w:val="single" w:sz="8" w:space="0" w:color="166534"/>
+            </w:tcBorders>
+            <w:shd w:val="clear" w:color="auto" w:fill="DCFCE7"/>
+            <w:tcMar>
+              <w:top w:w="100" w:type="dxa"/>
+              <w:left w:w="200" w:type="dxa"/>
+              <w:bottom w:w="100" w:type="dxa"/>
+              <w:right w:w="200" w:type="dxa"/>
+            </w:tcMar>
+          </w:tcPr>
+          <w:p>
+            <w:pPr>
+              <w:jc w:val="center"/>
+            </w:pPr>
+            <w:r>
+              <w:rPr>
+                <w:b/>
+                <w:bCs/>
+                <w:color w:val="166534"/>
+              </w:rPr>
+              <w:t>▸</w:t>
+            </w:r>
+            <w:r>
+              <w:rPr>
+                <w:b/>
+                <w:bCs/>
+                <w:color w:val="166534"/>
+              </w:rPr>
+              <w:t xml:space="preserve"> EXEMPLE — version </w:t>
+            </w:r>
+            <w:proofErr w:type="spellStart"/>
+            <w:r>
+              <w:rPr>
+                <w:b/>
+                <w:bCs/>
+                <w:color w:val="166534"/>
+              </w:rPr>
+              <w:t>pré-remplie</w:t>
+            </w:r>
+            <w:proofErr w:type="spellEnd"/>
+            <w:r>
+              <w:rPr>
+                <w:b/>
+                <w:bCs/>
+                <w:color w:val="166534"/>
+              </w:rPr>
+              <w:t xml:space="preserve"> (à consulter)</w:t>
+            </w:r>
+          </w:p>
+        </w:tc>
+      </w:tr>
+    </w:tbl>
+    <w:p>
+      <w:pPr>
+        <w:spacing w:after="100"/>
+      </w:pPr>
+    </w:p>
+    <w:p>
+      <w:pPr>
+        <w:spacing w:before="80" w:after="80"/>
+        <w:jc w:val="center"/>
+      </w:pPr>
+      <w:r>
+        <w:rPr>
+          <w:noProof/>
+        </w:rPr>
+        <w:drawing>
+          <wp:inline distT="0" distB="0" distL="0" distR="0" wp14:anchorId="33AD65B0" wp14:editId="1E22D1AE">
+            <wp:extent cx="4762500" cy="6124575"/>
+            <wp:effectExtent l="0" t="0" r="0" b="0"/>
+            <wp:docPr id="1766017830" name="Image 1766017830"/>
+            <wp:cNvGraphicFramePr>
+              <a:graphicFrameLocks xmlns:a="http://schemas.openxmlformats.org/drawingml/2006/main" noChangeAspect="1"/>
+            </wp:cNvGraphicFramePr>
+            <a:graphic xmlns:a="http://schemas.openxmlformats.org/drawingml/2006/main">
+              <a:graphicData uri="http://schemas.openxmlformats.org/drawingml/2006/picture">
+                <pic:pic xmlns:pic="http://schemas.openxmlformats.org/drawingml/2006/picture">
+                  <pic:nvPicPr>
+                    <pic:cNvPr id="0" name=""/>
+                    <pic:cNvPicPr>
+                      <a:picLocks noChangeAspect="1" noChangeArrowheads="1"/>
+                    </pic:cNvPicPr>
+                  </pic:nvPicPr>
+                  <pic:blipFill>
+                    <a:blip r:embed="rId18"/>
+                    <a:srcRect/>
+                    <a:stretch>
+                      <a:fillRect/>
+                    </a:stretch>
+                  </pic:blipFill>
+                  <pic:spPr bwMode="auto">
+                    <a:xfrm>
+                      <a:off x="0" y="0"/>
+                      <a:ext cx="4762500" cy="6124575"/>
+                    </a:xfrm>
+                    <a:prstGeom prst="rect">
+                      <a:avLst/>
+                    </a:prstGeom>
+                  </pic:spPr>
+                </pic:pic>
+              </a:graphicData>
+            </a:graphic>
+          </wp:inline>
+        </w:drawing>
+      </w:r>
+    </w:p>
+    <w:p>
+      <w:r>
+        <w:br w:type="page"/>
+      </w:r>
+    </w:p>
+    <w:p>
+      <w:pPr>
+        <w:pStyle w:val="Titre1"/>
+      </w:pPr>
+      <w:r>
+        <w:lastRenderedPageBreak/>
         <w:t>Conseils d'utilisation</w:t>
       </w:r>
     </w:p>
@@ -2478,7 +2649,15 @@
         <w:spacing w:after="120"/>
       </w:pPr>
       <w:r>
-        <w:t>Les exemples pré-remplis reposent sur un cas précis (élève TSA adolescent avec provocations transgressives et décharges). Si tu utilises ce kit pour un autre profil, les exemples peuvent devenir trompeurs voire inadaptés — mieux vaut alors :</w:t>
+        <w:t xml:space="preserve">Les exemples </w:t>
+      </w:r>
+      <w:proofErr w:type="spellStart"/>
+      <w:r>
+        <w:t>pré-remplis</w:t>
+      </w:r>
+      <w:proofErr w:type="spellEnd"/>
+      <w:r>
+        <w:t xml:space="preserve"> reposent sur un cas précis (élève TSA adolescent avec provocations transgressives et décharges). Si tu utilises ce kit pour un autre profil, les exemples peuvent devenir trompeurs voire inadaptés — mieux vaut alors :</w:t>
       </w:r>
     </w:p>
     <w:p>
@@ -2681,6 +2860,99 @@
         </w:rPr>
         <w:t>— Kit associé au dispositif « Entretien TSA + Contrat comportemental » —</w:t>
       </w:r>
+    </w:p>
+    <w:p>
+      <w:pPr>
+        <w:spacing w:before="240"/>
+        <w:jc w:val="center"/>
+      </w:pPr>
+    </w:p>
+    <w:p>
+      <w:pPr>
+        <w:spacing w:before="240"/>
+        <w:jc w:val="center"/>
+      </w:pPr>
+    </w:p>
+    <w:p>
+      <w:pPr>
+        <w:spacing w:before="240"/>
+        <w:jc w:val="center"/>
+      </w:pPr>
+    </w:p>
+    <w:p>
+      <w:pPr>
+        <w:spacing w:before="240"/>
+        <w:jc w:val="center"/>
+      </w:pPr>
+    </w:p>
+    <w:p>
+      <w:pPr>
+        <w:spacing w:before="240"/>
+        <w:jc w:val="center"/>
+      </w:pPr>
+    </w:p>
+    <w:p>
+      <w:pPr>
+        <w:spacing w:before="240"/>
+        <w:jc w:val="center"/>
+      </w:pPr>
+    </w:p>
+    <w:p>
+      <w:pPr>
+        <w:spacing w:after="120"/>
+        <w:jc w:val="center"/>
+      </w:pPr>
+      <w:r>
+        <w:rPr>
+          <w:color w:val="595959"/>
+          <w:sz w:val="20"/>
+          <w:szCs w:val="20"/>
+        </w:rPr>
+        <w:t>Florence Griessen et Guillaume Roduit  ·  2026</w:t>
+      </w:r>
+    </w:p>
+    <w:p>
+      <w:pPr>
+        <w:spacing w:after="40"/>
+        <w:jc w:val="center"/>
+        <w:rPr>
+          <w:color w:val="595959"/>
+          <w:sz w:val="20"/>
+          <w:szCs w:val="20"/>
+        </w:rPr>
+      </w:pPr>
+      <w:r>
+        <w:rPr>
+          <w:color w:val="595959"/>
+          <w:sz w:val="20"/>
+          <w:szCs w:val="20"/>
+        </w:rPr>
+        <w:t xml:space="preserve">En collaboration avec Dr. Cherine Fahim, CAS en neuroscience de l'éducation, Université de Fribourg et </w:t>
+      </w:r>
+      <w:proofErr w:type="spellStart"/>
+      <w:r>
+        <w:rPr>
+          <w:color w:val="595959"/>
+          <w:sz w:val="20"/>
+          <w:szCs w:val="20"/>
+        </w:rPr>
+        <w:t>Endoxa</w:t>
+      </w:r>
+      <w:proofErr w:type="spellEnd"/>
+      <w:r>
+        <w:rPr>
+          <w:color w:val="595959"/>
+          <w:sz w:val="20"/>
+          <w:szCs w:val="20"/>
+        </w:rPr>
+        <w:t xml:space="preserve"> Neuroscience.</w:t>
+      </w:r>
+    </w:p>
+    <w:p>
+      <w:pPr>
+        <w:spacing w:before="240"/>
+        <w:jc w:val="center"/>
+      </w:pPr>
     </w:p>
     <w:sectPr>
       <w:pgSz w:w="11906" w:h="16838"/>
@@ -3772,6 +4044,25 @@
 </file>
 
 <file path=customXml/item1.xml><?xml version="1.0" encoding="utf-8"?>
+<p:properties xmlns:p="http://schemas.microsoft.com/office/2006/metadata/properties" xmlns:xsi="http://www.w3.org/2001/XMLSchema-instance" xmlns:pc="http://schemas.microsoft.com/office/infopath/2007/PartnerControls">
+  <documentManagement>
+    <lcf76f155ced4ddcb4097134ff3c332f xmlns="138d8470-54db-4ad8-a536-0741eabc782f">
+      <Terms xmlns="http://schemas.microsoft.com/office/infopath/2007/PartnerControls"/>
+    </lcf76f155ced4ddcb4097134ff3c332f>
+  </documentManagement>
+</p:properties>
+</file>
+
+<file path=customXml/item2.xml><?xml version="1.0" encoding="utf-8"?>
+<?mso-contentType ?>
+<FormTemplates xmlns="http://schemas.microsoft.com/sharepoint/v3/contenttype/forms">
+  <Display>DocumentLibraryForm</Display>
+  <Edit>DocumentLibraryForm</Edit>
+  <New>DocumentLibraryForm</New>
+</FormTemplates>
+</file>
+
+<file path=customXml/item3.xml><?xml version="1.0" encoding="utf-8"?>
 <ct:contentTypeSchema xmlns:ct="http://schemas.microsoft.com/office/2006/metadata/contentType" xmlns:ma="http://schemas.microsoft.com/office/2006/metadata/properties/metaAttributes" ct:_="" ma:_="" ma:contentTypeName="Document" ma:contentTypeID="0x0101008429123C7CEF61479C4805B57D1A0432" ma:contentTypeVersion="17" ma:contentTypeDescription="Crée un document." ma:contentTypeScope="" ma:versionID="61fafe6ba55150c33ce4ec1518bbf5ef">
   <xsd:schema xmlns:xsd="http://www.w3.org/2001/XMLSchema" xmlns:xs="http://www.w3.org/2001/XMLSchema" xmlns:p="http://schemas.microsoft.com/office/2006/metadata/properties" xmlns:ns2="138d8470-54db-4ad8-a536-0741eabc782f" xmlns:ns3="718a807d-b12a-46d6-bcbb-2ef054e2c012" targetNamespace="http://schemas.microsoft.com/office/2006/metadata/properties" ma:root="true" ma:fieldsID="848945633eebfcbe7ceb42b5878759c8" ns2:_="" ns3:_="">
     <xsd:import namespace="138d8470-54db-4ad8-a536-0741eabc782f"/>
@@ -4014,33 +4305,39 @@
 </ct:contentTypeSchema>
 </file>
 
-<file path=customXml/item2.xml><?xml version="1.0" encoding="utf-8"?>
-<?mso-contentType ?>
-<FormTemplates xmlns="http://schemas.microsoft.com/sharepoint/v3/contenttype/forms">
-  <Display>DocumentLibraryForm</Display>
-  <Edit>DocumentLibraryForm</Edit>
-  <New>DocumentLibraryForm</New>
-</FormTemplates>
-</file>
-
-<file path=customXml/item3.xml><?xml version="1.0" encoding="utf-8"?>
-<p:properties xmlns:p="http://schemas.microsoft.com/office/2006/metadata/properties" xmlns:xsi="http://www.w3.org/2001/XMLSchema-instance" xmlns:pc="http://schemas.microsoft.com/office/infopath/2007/PartnerControls">
-  <documentManagement>
-    <lcf76f155ced4ddcb4097134ff3c332f xmlns="138d8470-54db-4ad8-a536-0741eabc782f">
-      <Terms xmlns="http://schemas.microsoft.com/office/infopath/2007/PartnerControls"/>
-    </lcf76f155ced4ddcb4097134ff3c332f>
-  </documentManagement>
-</p:properties>
-</file>
-
 <file path=customXml/itemProps1.xml><?xml version="1.0" encoding="utf-8"?>
-<ds:datastoreItem xmlns:ds="http://schemas.openxmlformats.org/officeDocument/2006/customXml" ds:itemID="{AE8EF51D-B03D-45FD-B21D-B735E32ABC18}"/>
+<ds:datastoreItem xmlns:ds="http://schemas.openxmlformats.org/officeDocument/2006/customXml" ds:itemID="{241DCFC1-594B-43BC-B641-74B35C851424}">
+  <ds:schemaRefs>
+    <ds:schemaRef ds:uri="http://schemas.microsoft.com/office/2006/metadata/properties"/>
+    <ds:schemaRef ds:uri="http://schemas.microsoft.com/office/infopath/2007/PartnerControls"/>
+    <ds:schemaRef ds:uri="138d8470-54db-4ad8-a536-0741eabc782f"/>
+  </ds:schemaRefs>
+</ds:datastoreItem>
 </file>
 
 <file path=customXml/itemProps2.xml><?xml version="1.0" encoding="utf-8"?>
-<ds:datastoreItem xmlns:ds="http://schemas.openxmlformats.org/officeDocument/2006/customXml" ds:itemID="{CD1768E7-E451-45F6-AEF5-B448311232BD}"/>
+<ds:datastoreItem xmlns:ds="http://schemas.openxmlformats.org/officeDocument/2006/customXml" ds:itemID="{CD1768E7-E451-45F6-AEF5-B448311232BD}">
+  <ds:schemaRefs>
+    <ds:schemaRef ds:uri="http://schemas.microsoft.com/sharepoint/v3/contenttype/forms"/>
+  </ds:schemaRefs>
+</ds:datastoreItem>
 </file>
 
 <file path=customXml/itemProps3.xml><?xml version="1.0" encoding="utf-8"?>
-<ds:datastoreItem xmlns:ds="http://schemas.openxmlformats.org/officeDocument/2006/customXml" ds:itemID="{241DCFC1-594B-43BC-B641-74B35C851424}"/>
+<ds:datastoreItem xmlns:ds="http://schemas.openxmlformats.org/officeDocument/2006/customXml" ds:itemID="{AE8EF51D-B03D-45FD-B21D-B735E32ABC18}">
+  <ds:schemaRefs>
+    <ds:schemaRef ds:uri="http://schemas.microsoft.com/office/2006/metadata/contentType"/>
+    <ds:schemaRef ds:uri="http://schemas.microsoft.com/office/2006/metadata/properties/metaAttributes"/>
+    <ds:schemaRef ds:uri="http://www.w3.org/2001/XMLSchema"/>
+    <ds:schemaRef ds:uri="http://schemas.microsoft.com/office/2006/metadata/properties"/>
+    <ds:schemaRef ds:uri="138d8470-54db-4ad8-a536-0741eabc782f"/>
+    <ds:schemaRef ds:uri="718a807d-b12a-46d6-bcbb-2ef054e2c012"/>
+    <ds:schemaRef ds:uri="http://schemas.microsoft.com/office/2006/documentManagement/types"/>
+    <ds:schemaRef ds:uri="http://schemas.microsoft.com/office/infopath/2007/PartnerControls"/>
+    <ds:schemaRef ds:uri="http://schemas.openxmlformats.org/package/2006/metadata/core-properties"/>
+    <ds:schemaRef ds:uri="http://purl.org/dc/elements/1.1/"/>
+    <ds:schemaRef ds:uri="http://purl.org/dc/terms/"/>
+    <ds:schemaRef ds:uri="http://schemas.microsoft.com/internal/obd"/>
+  </ds:schemaRefs>
+</ds:datastoreItem>
 </file>